--- a/outputs/practice01/Отчет_практическая_1_вариант_5.docx
+++ b/outputs/practice01/Отчет_практическая_1_вариант_5.docx
@@ -648,10 +648,44 @@
       </w:r>
     </w:p>
     <w:p>
+      <w:pPr>
+        <w:pStyle w:val="Heading3"/>
+      </w:pPr>
       <w:r>
-        <w:t>Для повышения «достоверности» отчёта рекомендуется приложить скриншот окна терминала с полным выводом программы и фрагментами исходного кода (как в примере с листингом MATLAB).</w:t>
+        <w:t>Рисунок 3 — скриншот консоли (вставить самостоятельно)</w:t>
       </w:r>
     </w:p>
+    <w:p>
+      <w:r>
+        <w:t>Ниже по вертикали оставлено место под иллюстрацию: сюда нужно вставить скриншот терминала после запуска рабочей программы (без генератора отчёта).</w:t>
+      </w:r>
+    </w:p>
+    <w:p>
+      <w:pPr>
+        <w:ind w:left="360"/>
+      </w:pPr>
+      <w:r>
+        <w:rPr>
+          <w:rFonts w:ascii="Courier New" w:hAnsi="Courier New"/>
+          <w:sz w:val="20"/>
+        </w:rPr>
+        <w:t># Из корня репозитория NEURO_MATH выполните:</w:t>
+        <w:br/>
+        <w:t>python -m assignments.practice01</w:t>
+      </w:r>
+    </w:p>
+    <w:p>
+      <w:r>
+        <w:t>Как вставить рисунок в Word: меню «Вставка» → «Рисунки» → «Это устройство» → выберите сохранённый файл (например console_practice01.png). На скриншоте должно быть видно: блоки [1/4]…[4/4], табличный вывод по методам для А и Б, дополнительное задание и пути к PNG. При необходимости увеличьте масштаб шрифта в терминале перед снимком.</w:t>
+      </w:r>
+    </w:p>
+    <w:p>
+      <w:r>
+        <w:t>«Пустое» место под рисунок: поставьте курсор на следующую строку и выполните вставку изображения — Word разместит Рисунок 3 здесь.</w:t>
+      </w:r>
+    </w:p>
+    <w:p/>
+    <w:p/>
     <w:p>
       <w:pPr>
         <w:pStyle w:val="Heading2"/>
